--- a/demo/Ringfence_Video_Script.docx
+++ b/demo/Ringfence_Video_Script.docx
@@ -61,7 +61,7 @@
           <w:color w:val="666666"/>
           <w:sz w:val="20"/>
         </w:rPr>
-        <w:t>Run these four lines, then leave both terminals alone for the rest of the session.</w:t>
+        <w:t>There is no “make” on Windows — that is a Unix tool. Use run.ps1, which does the same jobs. Open TERMINAL 1 in the project folder and run these three, top to bottom. The last one keeps running; leave it alone.</w:t>
       </w:r>
     </w:p>
     <w:p>
@@ -76,7 +76,11 @@
           <w:b/>
           <w:sz w:val="24"/>
         </w:rPr>
-        <w:t>make clean-memory        make test        make run        make demo</w:t>
+        <w:t>.\run.ps1 clean-memory</w:t>
+        <w:br/>
+        <w:t>.\run.ps1 test</w:t>
+        <w:br/>
+        <w:t>.\run.ps1 run</w:t>
       </w:r>
     </w:p>
     <w:p>
@@ -90,7 +94,67 @@
           <w:color w:val="666666"/>
           <w:sz w:val="20"/>
         </w:rPr>
-        <w:t>make clean-memory is not optional — the failure demo at 2:45 only works if case memory is empty. Then open the dashboard and click through all five pages once.</w:t>
+        <w:t>If PowerShell refuses to run the script, this one line unblocks it for the current window only:</w:t>
+      </w:r>
+    </w:p>
+    <w:p>
+      <w:pPr>
+        <w:spacing w:before="80" w:after="200"/>
+        <w:ind w:left="360"/>
+        <w:shd w:val="clear" w:fill="F2F2F2"/>
+      </w:pPr>
+      <w:r>
+        <w:rPr>
+          <w:rFonts w:ascii="Consolas" w:hAnsi="Consolas"/>
+          <w:b/>
+          <w:sz w:val="24"/>
+        </w:rPr>
+        <w:t>Set-ExecutionPolicy -Scope Process -ExecutionPolicy RemoteSigned</w:t>
+      </w:r>
+    </w:p>
+    <w:p>
+      <w:pPr>
+        <w:spacing w:after="160"/>
+        <w:ind w:left="173"/>
+      </w:pPr>
+      <w:r>
+        <w:rPr>
+          <w:i/>
+          <w:color w:val="666666"/>
+          <w:sz w:val="20"/>
+        </w:rPr>
+        <w:t>Now open TERMINAL 2 and run these two. The seed step refills the alert queue, which clean-memory empties — without it page 1 says “scored locally” next to a green “API online” badge, which looks broken. 150 takes about five minutes and is plenty; drop the --limit for all 557 and it takes about twenty.</w:t>
+      </w:r>
+    </w:p>
+    <w:p>
+      <w:pPr>
+        <w:spacing w:before="80" w:after="200"/>
+        <w:ind w:left="360"/>
+        <w:shd w:val="clear" w:fill="F2F2F2"/>
+      </w:pPr>
+      <w:r>
+        <w:rPr>
+          <w:rFonts w:ascii="Consolas" w:hAnsi="Consolas"/>
+          <w:b/>
+          <w:sz w:val="24"/>
+        </w:rPr>
+        <w:t>python demo\seed_alerts.py --limit 150</w:t>
+        <w:br/>
+        <w:t>.\run.ps1 demo</w:t>
+      </w:r>
+    </w:p>
+    <w:p>
+      <w:pPr>
+        <w:spacing w:after="160"/>
+        <w:ind w:left="173"/>
+      </w:pPr>
+      <w:r>
+        <w:rPr>
+          <w:i/>
+          <w:color w:val="666666"/>
+          <w:sz w:val="20"/>
+        </w:rPr>
+        <w:t>Then open the dashboard and click through all five pages once. Four things to check:</w:t>
       </w:r>
     </w:p>
     <w:p>
@@ -111,6 +175,26 @@
           <w:sz w:val="22"/>
         </w:rPr>
         <w:t xml:space="preserve">  (green box, top left)</w:t>
+      </w:r>
+    </w:p>
+    <w:p>
+      <w:pPr>
+        <w:pStyle w:val="ListBullet"/>
+        <w:spacing w:after="60"/>
+        <w:ind w:left="432"/>
+      </w:pPr>
+      <w:r>
+        <w:rPr>
+          <w:b/>
+          <w:sz w:val="22"/>
+        </w:rPr>
+        <w:t>Page 1 says “… alerts from the API”</w:t>
+      </w:r>
+      <w:r>
+        <w:rPr>
+          <w:sz w:val="22"/>
+        </w:rPr>
+        <w:t xml:space="preserve">  — NOT “scored locally”. If it says scored locally, the seed did not run.</w:t>
       </w:r>
     </w:p>
     <w:p>
@@ -150,7 +234,7 @@
         <w:rPr>
           <w:sz w:val="22"/>
         </w:rPr>
-        <w:t xml:space="preserve">  “Click the button to write this verdict into case memory” — if it already shows a damp, run make clean-memory again</w:t>
+        <w:t xml:space="preserve">  “Click the button to write this verdict into case memory” — if it already shows a damp, run clean-memory again, reseed, and restart the dashboard</w:t>
       </w:r>
     </w:p>
     <w:p>
@@ -177,7 +261,7 @@
           <w:color w:val="666666"/>
           <w:sz w:val="20"/>
         </w:rPr>
-        <w:t>Two windows is the whole trick. With only two, Alt+Tab is a clean toggle — it lands in the right place every single time. Add a third window and Alt+Tab starts cycling most-recent-first and will drop you somewhere you did not expect, on camera.</w:t>
+        <w:t>Two windows is the whole trick. With only two, Alt+Tab is a clean toggle — it lands in the right place every single time. Add a third VISIBLE window and Alt+Tab starts cycling most-recent-first and will drop you somewhere you did not expect, on camera.</w:t>
       </w:r>
     </w:p>
     <w:tbl>
@@ -365,7 +449,21 @@
           <w:color w:val="666666"/>
           <w:sz w:val="20"/>
         </w:rPr>
-        <w:t>This is the one line to type into the terminal beforehand. Type it, then leave the cursor sitting there. It is the only command in the whole video.</w:t>
+        <w:t>The two terminals running the API and the dashboard must stay MINIMISED. They are not part of the video, and if they are visible Alt+Tab stops being a toggle. Minimise them and forget them.</w:t>
+      </w:r>
+    </w:p>
+    <w:p>
+      <w:pPr>
+        <w:spacing w:after="160"/>
+        <w:ind w:left="173"/>
+      </w:pPr>
+      <w:r>
+        <w:rPr>
+          <w:i/>
+          <w:color w:val="666666"/>
+          <w:sz w:val="20"/>
+        </w:rPr>
+        <w:t>Type this into window 2 beforehand and leave the cursor sitting on it. Do not press Enter. It is the only command in the whole video.</w:t>
       </w:r>
     </w:p>
     <w:p>
@@ -380,7 +478,7 @@
           <w:b/>
           <w:sz w:val="24"/>
         </w:rPr>
-        <w:t>python demo/show_degraded.py</w:t>
+        <w:t>python demo\show_degraded.py</w:t>
       </w:r>
     </w:p>
     <w:p>
